--- a/Modelos/AP/FATEC/Declaração_ausencia_conflito_interesses_FATEC.docx
+++ b/Modelos/AP/FATEC/Declaração_ausencia_conflito_interesses_FATEC.docx
@@ -72,6 +72,7 @@
           <w:bCs/>
         </w:rPr>
       </w:pPr>
+      <w:bookmarkStart w:id="0" w:name="_GoBack"/>
       <w:r>
         <w:rPr>
           <w:b/>
@@ -93,7 +94,6 @@
       <w:r>
         <w:rPr>
           <w:b/>
-          <w:color w:val="000000" w:themeColor="text1"/>
         </w:rPr>
         <w:t>Acordo de parceria</w:t>
       </w:r>
@@ -101,47 +101,31 @@
         <w:t xml:space="preserve"> a ser celebrado entre a Universidade Federal de Santa Maria e a(o) </w:t>
       </w:r>
       <w:r>
-        <w:rPr>
-          <w:color w:val="FF0000"/>
-        </w:rPr>
         <w:t>{{ empresa }}</w:t>
       </w:r>
       <w:r>
         <w:t xml:space="preserve">, ou que me impeça de participar do desenvolvimento e da execução do projeto de pesquisa intitulado </w:t>
       </w:r>
       <w:r>
-        <w:rPr>
-          <w:color w:val="FF0000"/>
-        </w:rPr>
         <w:t xml:space="preserve">{{ </w:t>
       </w:r>
       <w:proofErr w:type="spellStart"/>
       <w:r>
-        <w:rPr>
-          <w:color w:val="FF0000"/>
-        </w:rPr>
         <w:t>nome_projeto</w:t>
       </w:r>
       <w:proofErr w:type="spellEnd"/>
       <w:r>
-        <w:rPr>
-          <w:color w:val="FF0000"/>
-        </w:rPr>
         <w:t xml:space="preserve"> }}</w:t>
       </w:r>
       <w:r>
         <w:t>, objeto do</w:t>
       </w:r>
       <w:r>
-        <w:rPr>
-          <w:color w:val="FF0000"/>
-        </w:rPr>
         <w:t xml:space="preserve"> </w:t>
       </w:r>
       <w:r>
         <w:rPr>
           <w:b/>
-          <w:color w:val="000000" w:themeColor="text1"/>
         </w:rPr>
         <w:t>Acordo de parceria</w:t>
       </w:r>
@@ -173,8 +157,6 @@
       <w:r>
         <w:t xml:space="preserve"> }}</w:t>
       </w:r>
-      <w:bookmarkStart w:id="0" w:name="_GoBack"/>
-      <w:bookmarkEnd w:id="0"/>
     </w:p>
     <w:p/>
     <w:p>
@@ -198,24 +180,15 @@
       <w:pPr>
         <w:ind w:left="426"/>
         <w:jc w:val="center"/>
-        <w:rPr>
-          <w:color w:val="FF0000"/>
-        </w:rPr>
       </w:pPr>
       <w:bookmarkStart w:id="1" w:name="_heading=h.gjdgxs"/>
       <w:bookmarkEnd w:id="1"/>
       <w:proofErr w:type="gramStart"/>
       <w:r>
-        <w:rPr>
-          <w:color w:val="FF0000"/>
-        </w:rPr>
         <w:t>{{ cargo</w:t>
       </w:r>
       <w:proofErr w:type="gramEnd"/>
       <w:r>
-        <w:rPr>
-          <w:color w:val="FF0000"/>
-        </w:rPr>
         <w:t xml:space="preserve"> }}</w:t>
       </w:r>
     </w:p>
@@ -223,44 +196,27 @@
       <w:pPr>
         <w:ind w:left="426"/>
         <w:jc w:val="center"/>
-        <w:rPr>
-          <w:color w:val="FF0000"/>
-        </w:rPr>
       </w:pPr>
       <w:proofErr w:type="spellStart"/>
       <w:r>
-        <w:rPr>
-          <w:color w:val="FF0000"/>
-        </w:rPr>
         <w:t>Siape</w:t>
       </w:r>
       <w:proofErr w:type="spellEnd"/>
       <w:r>
-        <w:rPr>
-          <w:color w:val="FF0000"/>
-        </w:rPr>
         <w:t xml:space="preserve">: </w:t>
       </w:r>
       <w:r>
-        <w:rPr>
-          <w:color w:val="FF0000"/>
-        </w:rPr>
         <w:t xml:space="preserve">{{ </w:t>
       </w:r>
       <w:proofErr w:type="spellStart"/>
       <w:r>
-        <w:rPr>
-          <w:color w:val="FF0000"/>
-        </w:rPr>
         <w:t>siape</w:t>
       </w:r>
       <w:proofErr w:type="spellEnd"/>
       <w:r>
-        <w:rPr>
-          <w:color w:val="FF0000"/>
-        </w:rPr>
         <w:t xml:space="preserve"> }}</w:t>
       </w:r>
+      <w:bookmarkEnd w:id="0"/>
     </w:p>
     <w:sectPr>
       <w:pgSz w:w="11906" w:h="16838"/>

--- a/Modelos/AP/FATEC/Declaração_ausencia_conflito_interesses_FATEC.docx
+++ b/Modelos/AP/FATEC/Declaração_ausencia_conflito_interesses_FATEC.docx
@@ -72,7 +72,6 @@
           <w:bCs/>
         </w:rPr>
       </w:pPr>
-      <w:bookmarkStart w:id="0" w:name="_GoBack"/>
       <w:r>
         <w:rPr>
           <w:b/>
@@ -181,8 +180,8 @@
         <w:ind w:left="426"/>
         <w:jc w:val="center"/>
       </w:pPr>
-      <w:bookmarkStart w:id="1" w:name="_heading=h.gjdgxs"/>
-      <w:bookmarkEnd w:id="1"/>
+      <w:bookmarkStart w:id="0" w:name="_heading=h.gjdgxs"/>
+      <w:bookmarkEnd w:id="0"/>
       <w:proofErr w:type="gramStart"/>
       <w:r>
         <w:t>{{ cargo</w:t>
@@ -197,6 +196,12 @@
         <w:ind w:left="426"/>
         <w:jc w:val="center"/>
       </w:pPr>
+      <w:r>
+        <w:t>Nome: {{ participante }}</w:t>
+      </w:r>
+      <w:r>
+        <w:br/>
+      </w:r>
       <w:proofErr w:type="spellStart"/>
       <w:r>
         <w:t>Siape</w:t>
@@ -216,7 +221,8 @@
       <w:r>
         <w:t xml:space="preserve"> }}</w:t>
       </w:r>
-      <w:bookmarkEnd w:id="0"/>
+      <w:bookmarkStart w:id="1" w:name="_GoBack"/>
+      <w:bookmarkEnd w:id="1"/>
     </w:p>
     <w:sectPr>
       <w:pgSz w:w="11906" w:h="16838"/>
